--- a/RFI-Docs/COIN--Portland CIVIC Summary 9-24-24.docx
+++ b/RFI-Docs/COIN--Portland CIVIC Summary 9-24-24.docx
@@ -4,8 +4,122 @@
   <w:body>
     <w:p>
       <w:pPr>
+        <w:jc w:val="left"/>
+      </w:pPr>
+      <w:r>
+        <w:rPr>
+          <w:color w:val="646464"/>
+          <w:sz w:val="18"/>
+        </w:rPr>
+        <w:t>Document: COIN--Portland CIVIC Summary 9-24-24.docx</w:t>
+      </w:r>
+    </w:p>
+    <w:p>
+      <w:pPr>
+        <w:jc w:val="left"/>
+      </w:pPr>
+      <w:r>
+        <w:rPr>
+          <w:color w:val="646464"/>
+          <w:sz w:val="18"/>
+        </w:rPr>
+        <w:t>Title: COIN--Portland CIVIC Summary 9-24-24</w:t>
+      </w:r>
+    </w:p>
+    <w:p>
+      <w:pPr>
+        <w:jc w:val="left"/>
+      </w:pPr>
+      <w:r>
+        <w:rPr>
+          <w:color w:val="646464"/>
+          <w:sz w:val="18"/>
+        </w:rPr>
+        <w:t>Topic: Centers | Type: Presentations and Other Documents</w:t>
+      </w:r>
+    </w:p>
+    <w:p>
+      <w:pPr>
+        <w:jc w:val="left"/>
+      </w:pPr>
+      <w:r>
+        <w:rPr>
+          <w:color w:val="646464"/>
+          <w:sz w:val="18"/>
+        </w:rPr>
+        <w:t>Created: 2025-01-31 | By: Richman, Michael (VACO)</w:t>
+      </w:r>
+    </w:p>
+    <w:p>
+      <w:pPr>
+        <w:jc w:val="left"/>
+      </w:pPr>
+      <w:r>
+        <w:rPr>
+          <w:color w:val="646464"/>
+          <w:sz w:val="18"/>
+        </w:rPr>
+        <w:t>Modified: 2025-01-31 | By: Richman, Michael (VACO)</w:t>
+      </w:r>
+    </w:p>
+    <w:p>
+      <w:pPr>
+        <w:jc w:val="left"/>
+      </w:pPr>
+      <w:r>
+        <w:rPr>
+          <w:color w:val="C8C8C8"/>
+          <w:sz w:val="16"/>
+        </w:rPr>
+        <w:t>────────────────────────────────────────────────────────────────────────────────</w:t>
+      </w:r>
+    </w:p>
+    <w:p>
+      <w:pPr>
+        <w:jc w:val="left"/>
+      </w:pPr>
+      <w:r/>
+    </w:p>
+    <w:p>
+      <w:pPr>
+        <w:jc w:val="left"/>
+      </w:pPr>
+      <w:r>
+        <w:rPr>
+          <w:color w:val="646464"/>
+          <w:sz w:val="18"/>
+        </w:rPr>
+        <w:t>Topic: Centers | Type: Presentations and Other Documents</w:t>
+      </w:r>
+    </w:p>
+    <w:p>
+      <w:pPr>
+        <w:jc w:val="left"/>
+      </w:pPr>
+      <w:r>
+        <w:rPr>
+          <w:color w:val="646464"/>
+          <w:sz w:val="18"/>
+        </w:rPr>
+        <w:t>Created: 2025-01-31 | By: Richman, Michael (VACO)</w:t>
+      </w:r>
+    </w:p>
+    <w:p>
+      <w:pPr>
+        <w:jc w:val="left"/>
+      </w:pPr>
+      <w:r>
+        <w:rPr>
+          <w:color w:val="646464"/>
+          <w:sz w:val="18"/>
+        </w:rPr>
+        <w:t>Modified: 2025-01-31 | By: Richman, Michael (VACO)</w:t>
+      </w:r>
+    </w:p>
+    <w:p>
+      <w:pPr>
         <w:spacing w:after="120"/>
-        <w:jc w:val="center"/>
+        <w:jc w:val="left"/>
         <w:rPr>
           <w:rFonts w:ascii="Arial" w:hAnsi="Arial" w:cs="Arial"/>
           <w:b/>
@@ -15,68 +129,10 @@
       </w:pPr>
       <w:r>
         <w:rPr>
-          <w:noProof/>
-        </w:rPr>
-        <w:drawing>
-          <wp:anchor distT="0" distB="0" distL="114300" distR="114300" simplePos="0" relativeHeight="251659264" behindDoc="0" locked="0" layoutInCell="1" allowOverlap="1" wp14:anchorId="62E662DE" wp14:editId="6477AAB1">
-            <wp:simplePos x="0" y="0"/>
-            <wp:positionH relativeFrom="margin">
-              <wp:posOffset>4781550</wp:posOffset>
-            </wp:positionH>
-            <wp:positionV relativeFrom="paragraph">
-              <wp:posOffset>3810</wp:posOffset>
-            </wp:positionV>
-            <wp:extent cx="2113280" cy="534670"/>
-            <wp:effectExtent l="0" t="0" r="1270" b="0"/>
-            <wp:wrapSquare wrapText="bothSides"/>
-            <wp:docPr id="4" name="Picture 4"/>
-            <wp:cNvGraphicFramePr>
-              <a:graphicFrameLocks xmlns:a="http://schemas.openxmlformats.org/drawingml/2006/main" noChangeAspect="1"/>
-            </wp:cNvGraphicFramePr>
-            <a:graphic xmlns:a="http://schemas.openxmlformats.org/drawingml/2006/main">
-              <a:graphicData uri="http://schemas.openxmlformats.org/drawingml/2006/picture">
-                <pic:pic xmlns:pic="http://schemas.openxmlformats.org/drawingml/2006/picture">
-                  <pic:nvPicPr>
-                    <pic:cNvPr id="4" name="Picture 4"/>
-                    <pic:cNvPicPr>
-                      <a:picLocks noChangeAspect="1" noChangeArrowheads="1"/>
-                    </pic:cNvPicPr>
-                  </pic:nvPicPr>
-                  <pic:blipFill>
-                    <a:blip r:embed="rId5" cstate="print">
-                      <a:extLst>
-                        <a:ext uri="{28A0092B-C50C-407E-A947-70E740481C1C}">
-                          <a14:useLocalDpi xmlns:a14="http://schemas.microsoft.com/office/drawing/2010/main" val="0"/>
-                        </a:ext>
-                        <a:ext uri="{96DAC541-7B7A-43D3-8B79-37D633B846F1}">
-                          <asvg:svgBlip xmlns:asvg="http://schemas.microsoft.com/office/drawing/2016/SVG/main" r:embed="rId6"/>
-                        </a:ext>
-                      </a:extLst>
-                    </a:blip>
-                    <a:stretch>
-                      <a:fillRect/>
-                    </a:stretch>
-                  </pic:blipFill>
-                  <pic:spPr bwMode="auto">
-                    <a:xfrm>
-                      <a:off x="0" y="0"/>
-                      <a:ext cx="2113280" cy="534670"/>
-                    </a:xfrm>
-                    <a:prstGeom prst="rect">
-                      <a:avLst/>
-                    </a:prstGeom>
-                  </pic:spPr>
-                </pic:pic>
-              </a:graphicData>
-            </a:graphic>
-            <wp14:sizeRelH relativeFrom="margin">
-              <wp14:pctWidth>0</wp14:pctWidth>
-            </wp14:sizeRelH>
-            <wp14:sizeRelV relativeFrom="margin">
-              <wp14:pctHeight>0</wp14:pctHeight>
-            </wp14:sizeRelV>
-          </wp:anchor>
-        </w:drawing>
+          <w:color w:val="C8C8C8"/>
+          <w:sz w:val="16"/>
+        </w:rPr>
+        <w:t>────────────────────────────────────────────────────────────────────────────────</w:t>
       </w:r>
     </w:p>
     <w:p>
@@ -89,6 +145,7 @@
           <w:szCs w:val="32"/>
         </w:rPr>
       </w:pPr>
+      <w:r/>
     </w:p>
     <w:p>
       <w:pPr>
